--- a/diplom/ПОЛНЫЙ_ДИПЛОМ_от_введения_до_3_3.docx
+++ b/diplom/ПОЛНЫЙ_ДИПЛОМ_от_введения_до_3_3.docx
@@ -1830,7 +1830,7 @@
                 <w:rFonts w:ascii="Liberation Serif" w:hAnsi="Liberation Serif"/>
                 <w:sz w:val="24"/>
               </w:rPr>
-              <w:t>1 200</w:t>
+              <w:t>1 800</w:t>
             </w:r>
           </w:p>
         </w:tc>
@@ -1927,7 +1927,7 @@
                 <w:rFonts w:ascii="Liberation Serif" w:hAnsi="Liberation Serif"/>
                 <w:sz w:val="24"/>
               </w:rPr>
-              <w:t>250</w:t>
+              <w:t>350</w:t>
             </w:r>
           </w:p>
         </w:tc>
@@ -2365,7 +2365,7 @@
                 <w:rFonts w:ascii="Liberation Serif" w:hAnsi="Liberation Serif"/>
                 <w:sz w:val="24"/>
               </w:rPr>
-              <w:t>532 500</w:t>
+              <w:t>777 500</w:t>
             </w:r>
           </w:p>
         </w:tc>
@@ -2443,7 +2443,7 @@
                 <w:rFonts w:ascii="Liberation Serif" w:hAnsi="Liberation Serif"/>
                 <w:sz w:val="24"/>
               </w:rPr>
-              <w:t>639 000</w:t>
+              <w:t>933 000</w:t>
             </w:r>
           </w:p>
         </w:tc>
@@ -2521,7 +2521,7 @@
                 <w:rFonts w:ascii="Liberation Serif" w:hAnsi="Liberation Serif"/>
                 <w:sz w:val="24"/>
               </w:rPr>
-              <w:t>745 500</w:t>
+              <w:t>1 088 500</w:t>
             </w:r>
           </w:p>
         </w:tc>
@@ -2599,7 +2599,7 @@
                 <w:rFonts w:ascii="Liberation Serif" w:hAnsi="Liberation Serif"/>
                 <w:sz w:val="24"/>
               </w:rPr>
-              <w:t>852 000</w:t>
+              <w:t>1 244 000</w:t>
             </w:r>
           </w:p>
         </w:tc>
@@ -2677,7 +2677,7 @@
                 <w:rFonts w:ascii="Liberation Serif" w:hAnsi="Liberation Serif"/>
                 <w:sz w:val="24"/>
               </w:rPr>
-              <w:t>958 500</w:t>
+              <w:t>1 399 500</w:t>
             </w:r>
           </w:p>
         </w:tc>
